--- a/客户/幻游纪/04-协议/幻游纪-报价-简版.docx
+++ b/客户/幻游纪/04-协议/幻游纪-报价-简版.docx
@@ -339,7 +339,7 @@
                 <w:sz w:val="19"/>
                 <w:szCs w:val="19"/>
               </w:rPr>
-              <w:t xml:space="preserve">维护、修正、小迭代；不含新功能</w:t>
+              <w:t xml:space="preserve">维护、修正、小迭代</w:t>
             </w:r>
           </w:p>
         </w:tc>
@@ -368,162 +368,70 @@
             <w:r>
               <w:rPr>
                 <w:rFonts w:ascii="Microsoft YaHei" w:cs="Microsoft YaHei" w:eastAsia="Microsoft YaHei" w:hAnsi="Microsoft YaHei"/>
+                <w:b/>
+                <w:bCs/>
+                <w:sz w:val="19"/>
+                <w:szCs w:val="19"/>
+              </w:rPr>
+              <w:t xml:space="preserve">6 个月合计</w:t>
+            </w:r>
+          </w:p>
+        </w:tc>
+        <w:tc>
+          <w:tcPr>
+            <w:tcW w:type="dxa" w:w="2800"/>
+            <w:tcBorders>
+              <w:top w:val="single" w:color="BBBBBB" w:sz="4"/>
+              <w:left w:val="single" w:color="BBBBBB" w:sz="4"/>
+              <w:bottom w:val="single" w:color="BBBBBB" w:sz="4"/>
+              <w:right w:val="single" w:color="BBBBBB" w:sz="4"/>
+            </w:tcBorders>
+            <w:tcMar>
+              <w:top w:type="dxa" w:w="80"/>
+              <w:left w:type="dxa" w:w="100"/>
+              <w:bottom w:type="dxa" w:w="80"/>
+              <w:right w:type="dxa" w:w="100"/>
+            </w:tcMar>
+          </w:tcPr>
+          <w:p>
+            <w:r>
+              <w:rPr>
+                <w:rFonts w:ascii="Microsoft YaHei" w:cs="Microsoft YaHei" w:eastAsia="Microsoft YaHei" w:hAnsi="Microsoft YaHei"/>
+                <w:b/>
+                <w:bCs/>
+                <w:sz w:val="19"/>
+                <w:szCs w:val="19"/>
+              </w:rPr>
+              <w:t xml:space="preserve">24,000 元</w:t>
+            </w:r>
+          </w:p>
+        </w:tc>
+        <w:tc>
+          <w:tcPr>
+            <w:tcW w:type="dxa" w:w="4160"/>
+            <w:tcBorders>
+              <w:top w:val="single" w:color="BBBBBB" w:sz="4"/>
+              <w:left w:val="single" w:color="BBBBBB" w:sz="4"/>
+              <w:bottom w:val="single" w:color="BBBBBB" w:sz="4"/>
+              <w:right w:val="single" w:color="BBBBBB" w:sz="4"/>
+            </w:tcBorders>
+            <w:tcMar>
+              <w:top w:type="dxa" w:w="80"/>
+              <w:left w:type="dxa" w:w="100"/>
+              <w:bottom w:type="dxa" w:w="80"/>
+              <w:right w:type="dxa" w:w="100"/>
+            </w:tcMar>
+          </w:tcPr>
+          <w:p>
+            <w:r>
+              <w:rPr>
+                <w:rFonts w:ascii="Microsoft YaHei" w:cs="Microsoft YaHei" w:eastAsia="Microsoft YaHei" w:hAnsi="Microsoft YaHei"/>
                 <w:b w:val="false"/>
                 <w:bCs w:val="false"/>
                 <w:sz w:val="19"/>
                 <w:szCs w:val="19"/>
               </w:rPr>
-              <w:t xml:space="preserve">功能开发叠加（按需）</w:t>
-            </w:r>
-          </w:p>
-        </w:tc>
-        <w:tc>
-          <w:tcPr>
-            <w:tcW w:type="dxa" w:w="2800"/>
-            <w:tcBorders>
-              <w:top w:val="single" w:color="BBBBBB" w:sz="4"/>
-              <w:left w:val="single" w:color="BBBBBB" w:sz="4"/>
-              <w:bottom w:val="single" w:color="BBBBBB" w:sz="4"/>
-              <w:right w:val="single" w:color="BBBBBB" w:sz="4"/>
-            </w:tcBorders>
-            <w:tcMar>
-              <w:top w:type="dxa" w:w="80"/>
-              <w:left w:type="dxa" w:w="100"/>
-              <w:bottom w:type="dxa" w:w="80"/>
-              <w:right w:type="dxa" w:w="100"/>
-            </w:tcMar>
-          </w:tcPr>
-          <w:p>
-            <w:r>
-              <w:rPr>
-                <w:rFonts w:ascii="Microsoft YaHei" w:cs="Microsoft YaHei" w:eastAsia="Microsoft YaHei" w:hAnsi="Microsoft YaHei"/>
-                <w:b w:val="false"/>
-                <w:bCs w:val="false"/>
-                <w:sz w:val="19"/>
-                <w:szCs w:val="19"/>
-              </w:rPr>
-              <w:t xml:space="preserve">+3,000 元/月</w:t>
-            </w:r>
-          </w:p>
-        </w:tc>
-        <w:tc>
-          <w:tcPr>
-            <w:tcW w:type="dxa" w:w="4160"/>
-            <w:tcBorders>
-              <w:top w:val="single" w:color="BBBBBB" w:sz="4"/>
-              <w:left w:val="single" w:color="BBBBBB" w:sz="4"/>
-              <w:bottom w:val="single" w:color="BBBBBB" w:sz="4"/>
-              <w:right w:val="single" w:color="BBBBBB" w:sz="4"/>
-            </w:tcBorders>
-            <w:tcMar>
-              <w:top w:type="dxa" w:w="80"/>
-              <w:left w:type="dxa" w:w="100"/>
-              <w:bottom w:type="dxa" w:w="80"/>
-              <w:right w:type="dxa" w:w="100"/>
-            </w:tcMar>
-          </w:tcPr>
-          <w:p>
-            <w:r>
-              <w:rPr>
-                <w:rFonts w:ascii="Microsoft YaHei" w:cs="Microsoft YaHei" w:eastAsia="Microsoft YaHei" w:hAnsi="Microsoft YaHei"/>
-                <w:b w:val="false"/>
-                <w:bCs w:val="false"/>
-                <w:sz w:val="19"/>
-                <w:szCs w:val="19"/>
-              </w:rPr>
-              <w:t xml:space="preserve">需要新功能的月份，当月按开发月 6,000 元计</w:t>
-            </w:r>
-          </w:p>
-        </w:tc>
-      </w:tr>
-      <w:tr>
-        <w:trPr>
-          <w:tblHeader w:val="false"/>
-        </w:trPr>
-        <w:tc>
-          <w:tcPr>
-            <w:tcW w:type="dxa" w:w="2400"/>
-            <w:tcBorders>
-              <w:top w:val="single" w:color="BBBBBB" w:sz="4"/>
-              <w:left w:val="single" w:color="BBBBBB" w:sz="4"/>
-              <w:bottom w:val="single" w:color="BBBBBB" w:sz="4"/>
-              <w:right w:val="single" w:color="BBBBBB" w:sz="4"/>
-            </w:tcBorders>
-            <w:tcMar>
-              <w:top w:type="dxa" w:w="80"/>
-              <w:left w:type="dxa" w:w="100"/>
-              <w:bottom w:type="dxa" w:w="80"/>
-              <w:right w:type="dxa" w:w="100"/>
-            </w:tcMar>
-          </w:tcPr>
-          <w:p>
-            <w:r>
-              <w:rPr>
-                <w:rFonts w:ascii="Microsoft YaHei" w:cs="Microsoft YaHei" w:eastAsia="Microsoft YaHei" w:hAnsi="Microsoft YaHei"/>
-                <w:b/>
-                <w:bCs/>
-                <w:sz w:val="19"/>
-                <w:szCs w:val="19"/>
-              </w:rPr>
-              <w:t xml:space="preserve">6 个月基础合计</w:t>
-            </w:r>
-          </w:p>
-        </w:tc>
-        <w:tc>
-          <w:tcPr>
-            <w:tcW w:type="dxa" w:w="2800"/>
-            <w:tcBorders>
-              <w:top w:val="single" w:color="BBBBBB" w:sz="4"/>
-              <w:left w:val="single" w:color="BBBBBB" w:sz="4"/>
-              <w:bottom w:val="single" w:color="BBBBBB" w:sz="4"/>
-              <w:right w:val="single" w:color="BBBBBB" w:sz="4"/>
-            </w:tcBorders>
-            <w:tcMar>
-              <w:top w:type="dxa" w:w="80"/>
-              <w:left w:type="dxa" w:w="100"/>
-              <w:bottom w:type="dxa" w:w="80"/>
-              <w:right w:type="dxa" w:w="100"/>
-            </w:tcMar>
-          </w:tcPr>
-          <w:p>
-            <w:r>
-              <w:rPr>
-                <w:rFonts w:ascii="Microsoft YaHei" w:cs="Microsoft YaHei" w:eastAsia="Microsoft YaHei" w:hAnsi="Microsoft YaHei"/>
-                <w:b/>
-                <w:bCs/>
-                <w:sz w:val="19"/>
-                <w:szCs w:val="19"/>
-              </w:rPr>
-              <w:t xml:space="preserve">24,000 元</w:t>
-            </w:r>
-          </w:p>
-        </w:tc>
-        <w:tc>
-          <w:tcPr>
-            <w:tcW w:type="dxa" w:w="4160"/>
-            <w:tcBorders>
-              <w:top w:val="single" w:color="BBBBBB" w:sz="4"/>
-              <w:left w:val="single" w:color="BBBBBB" w:sz="4"/>
-              <w:bottom w:val="single" w:color="BBBBBB" w:sz="4"/>
-              <w:right w:val="single" w:color="BBBBBB" w:sz="4"/>
-            </w:tcBorders>
-            <w:tcMar>
-              <w:top w:type="dxa" w:w="80"/>
-              <w:left w:type="dxa" w:w="100"/>
-              <w:bottom w:type="dxa" w:w="80"/>
-              <w:right w:type="dxa" w:w="100"/>
-            </w:tcMar>
-          </w:tcPr>
-          <w:p>
-            <w:r>
-              <w:rPr>
-                <w:rFonts w:ascii="Microsoft YaHei" w:cs="Microsoft YaHei" w:eastAsia="Microsoft YaHei" w:hAnsi="Microsoft YaHei"/>
-                <w:b w:val="false"/>
-                <w:bCs w:val="false"/>
-                <w:sz w:val="19"/>
-                <w:szCs w:val="19"/>
-              </w:rPr>
-              <w:t xml:space="preserve">不含税；叠加月另计</w:t>
+              <w:t xml:space="preserve">不含税</w:t>
             </w:r>
           </w:p>
         </w:tc>
@@ -601,7 +509,23 @@
           <w:sz w:val="21"/>
           <w:szCs w:val="21"/>
         </w:rPr>
-        <w:t xml:space="preserve">叠加开发的月份，当月 1 日前一并支付 3,000 元。</w:t>
+        <w:t xml:space="preserve">费用不含税；阿里云、微信等平台费用及商用后的接口费由贵方承担，上线前内测接口费由我承担（封顶 1,000 元）。</w:t>
+      </w:r>
+    </w:p>
+    <w:p>
+      <w:pPr>
+        <w:pStyle w:val="Heading2"/>
+        <w:spacing w:after="100" w:before="280"/>
+      </w:pPr>
+      <w:r>
+        <w:rPr>
+          <w:rFonts w:ascii="Microsoft YaHei" w:cs="Microsoft YaHei" w:eastAsia="Microsoft YaHei" w:hAnsi="Microsoft YaHei"/>
+          <w:b/>
+          <w:bCs/>
+          <w:sz w:val="24"/>
+          <w:szCs w:val="24"/>
+        </w:rPr>
+        <w:t xml:space="preserve">三、交付时间（大概）</w:t>
       </w:r>
     </w:p>
     <w:p>
@@ -619,23 +543,7 @@
           <w:sz w:val="21"/>
           <w:szCs w:val="21"/>
         </w:rPr>
-        <w:t xml:space="preserve">费用不含税；阿里云、微信等平台费用及商用后的接口费由贵方承担，上线前内测接口费由我承担（封顶 1,000 元）。</w:t>
-      </w:r>
-    </w:p>
-    <w:p>
-      <w:pPr>
-        <w:pStyle w:val="Heading2"/>
-        <w:spacing w:after="100" w:before="280"/>
-      </w:pPr>
-      <w:r>
-        <w:rPr>
-          <w:rFonts w:ascii="Microsoft YaHei" w:cs="Microsoft YaHei" w:eastAsia="Microsoft YaHei" w:hAnsi="Microsoft YaHei"/>
-          <w:b/>
-          <w:bCs/>
-          <w:sz w:val="24"/>
-          <w:szCs w:val="24"/>
-        </w:rPr>
-        <w:t xml:space="preserve">三、交付时间（大概）</w:t>
+        <w:t xml:space="preserve">10 月 1 日前：交付可试用版本（换脸核心链路：选模板 → 传照片 → 生成 → 下载分享），供贵方内部及小范围试用。</w:t>
       </w:r>
     </w:p>
     <w:p>
@@ -653,7 +561,7 @@
           <w:sz w:val="21"/>
           <w:szCs w:val="21"/>
         </w:rPr>
-        <w:t xml:space="preserve">10 月 1 日前：交付可试用版本（换脸核心链路：选模板 → 传照片 → 生成 → 下载分享），供贵方内部及小范围试用。</w:t>
+        <w:t xml:space="preserve">第 2 个月末（约 11 月上旬）：核心功能稳定，可支撑几百名用户使用；文旅页与基础后台上线。</w:t>
       </w:r>
     </w:p>
     <w:p>
@@ -671,25 +579,7 @@
           <w:sz w:val="21"/>
           <w:szCs w:val="21"/>
         </w:rPr>
-        <w:t xml:space="preserve">第 2 个月末（约 11 月上旬）：核心功能稳定，可支撑几百名用户使用；文旅页与基础后台上线。</w:t>
-      </w:r>
-    </w:p>
-    <w:p>
-      <w:pPr>
-        <w:pStyle w:val="ListParagraph"/>
-        <w:numPr>
-          <w:ilvl w:val="0"/>
-          <w:numId w:val="2"/>
-        </w:numPr>
-        <w:spacing w:after="80" w:line="320"/>
-      </w:pPr>
-      <w:r>
-        <w:rPr>
-          <w:rFonts w:ascii="Microsoft YaHei" w:cs="Microsoft YaHei" w:eastAsia="Microsoft YaHei" w:hAnsi="Microsoft YaHei"/>
-          <w:sz w:val="21"/>
-          <w:szCs w:val="21"/>
-        </w:rPr>
-        <w:t xml:space="preserve">第 3 个月起：进入维护；商城、商家端等新功能由贵方按需指定开发月，每个开发月交付一个功能模块。</w:t>
+        <w:t xml:space="preserve">第 3 个月起：进入维护期，负责维护、修正与小迭代。</w:t>
       </w:r>
     </w:p>
     <w:p>

--- a/客户/幻游纪/04-协议/幻游纪-报价-简版.docx
+++ b/客户/幻游纪/04-协议/幻游纪-报价-简版.docx
@@ -247,7 +247,7 @@
                 <w:sz w:val="19"/>
                 <w:szCs w:val="19"/>
               </w:rPr>
-              <w:t xml:space="preserve">换脸核心功能顺畅稳定；10 月 1 日前交付试用版</w:t>
+              <w:t xml:space="preserve">10 月 1 日前交付基础商用版：换脸核心功能、付费、下载，支撑几十名用户使用</w:t>
             </w:r>
           </w:p>
         </w:tc>
@@ -543,7 +543,7 @@
           <w:sz w:val="21"/>
           <w:szCs w:val="21"/>
         </w:rPr>
-        <w:t xml:space="preserve">10 月 1 日前：交付可试用版本（换脸核心链路：选模板 → 传照片 → 生成 → 下载分享），供贵方内部及小范围试用。</w:t>
+        <w:t xml:space="preserve">10 月 1 日前：交付基础商用版本——换脸核心链路（选模板 → 传照片 → 生成 → 预览）、付费生成（微信支付）、下载保存与分享，可支撑几十名用户使用，达到基础商用标准。</w:t>
       </w:r>
     </w:p>
     <w:p>
@@ -561,7 +561,7 @@
           <w:sz w:val="21"/>
           <w:szCs w:val="21"/>
         </w:rPr>
-        <w:t xml:space="preserve">第 2 个月末（约 11 月上旬）：核心功能稳定，可支撑几百名用户使用；文旅页与基础后台上线。</w:t>
+        <w:t xml:space="preserve">第 2 个月末（约 11 月上旬）：稳定性与并发打磨，可支撑几百名用户使用；文旅页与基础运营后台完善。</w:t>
       </w:r>
     </w:p>
     <w:p>
@@ -597,7 +597,7 @@
           <w:sz w:val="21"/>
           <w:szCs w:val="21"/>
         </w:rPr>
-        <w:t xml:space="preserve">贵方配合事项（账号、素材、资质、接口配额）延误的，节点相应顺延。</w:t>
+        <w:t xml:space="preserve">贵方配合事项（阿里云账号、样板视频、微信支付商户号、资质备案、接口配额）延误的，节点相应顺延。</w:t>
       </w:r>
     </w:p>
     <w:p>

--- a/客户/幻游纪/04-协议/幻游纪-报价-简版.docx
+++ b/客户/幻游纪/04-协议/幻游纪-报价-简版.docx
@@ -15,7 +15,7 @@
           <w:sz w:val="32"/>
           <w:szCs w:val="32"/>
         </w:rPr>
-        <w:t xml:space="preserve">幻游纪小程序 · 报价</w:t>
+        <w:t xml:space="preserve">幻游纪 · 报价</w:t>
       </w:r>
     </w:p>
     <w:p>
@@ -247,7 +247,7 @@
                 <w:sz w:val="19"/>
                 <w:szCs w:val="19"/>
               </w:rPr>
-              <w:t xml:space="preserve">10 月 1 日前交付基础商用版：换脸核心功能、付费、下载，支撑几十名用户使用</w:t>
+              <w:t xml:space="preserve">10 月 1 日前交付基础商用版（手机网页版，扫码打开）：换脸核心功能、付费、下载，支撑几十名用户使用</w:t>
             </w:r>
           </w:p>
         </w:tc>
@@ -543,7 +543,7 @@
           <w:sz w:val="21"/>
           <w:szCs w:val="21"/>
         </w:rPr>
-        <w:t xml:space="preserve">10 月 1 日前：交付基础商用版本——换脸核心链路（选模板 → 传照片 → 生成 → 预览）、付费生成（微信支付）、下载保存与分享，可支撑几十名用户使用，达到基础商用标准。</w:t>
+        <w:t xml:space="preserve">10 月 1 日前：交付基础商用版本（手机网页版，扫二维码打开）——换脸核心链路（选模板 → 传照片 → 生成 → 预览）、付费生成（微信内打开用微信支付；浏览器内打开可用支付宝）、视频保存与分享，可支撑几十名用户使用，达到基础商用标准。</w:t>
       </w:r>
     </w:p>
     <w:p>
@@ -561,7 +561,7 @@
           <w:sz w:val="21"/>
           <w:szCs w:val="21"/>
         </w:rPr>
-        <w:t xml:space="preserve">第 2 个月末（约 11 月上旬）：稳定性与并发打磨，可支撑几百名用户使用；文旅页与基础运营后台完善。</w:t>
+        <w:t xml:space="preserve">第 2 个月末（约 11 月上旬）：稳定性与并发打磨，可支撑几百名用户使用；文旅页与基础运营后台完善；贵方资质到位后可迁移为微信小程序。</w:t>
       </w:r>
     </w:p>
     <w:p>
@@ -597,7 +597,7 @@
           <w:sz w:val="21"/>
           <w:szCs w:val="21"/>
         </w:rPr>
-        <w:t xml:space="preserve">贵方配合事项（阿里云账号、样板视频、微信支付商户号、资质备案、接口配额）延误的，节点相应顺延。</w:t>
+        <w:t xml:space="preserve">贵方配合事项（阿里云账号与已备案域名、样板视频、微信支付商户号与认证服务号、支付宝商户号（如需）、接口配额）延误的，节点相应顺延。</w:t>
       </w:r>
     </w:p>
     <w:p>

--- a/客户/幻游纪/04-协议/幻游纪-报价-简版.docx
+++ b/客户/幻游纪/04-协议/幻游纪-报价-简版.docx
@@ -597,7 +597,7 @@
           <w:sz w:val="21"/>
           <w:szCs w:val="21"/>
         </w:rPr>
-        <w:t xml:space="preserve">贵方配合事项（阿里云账号与已备案域名、样板视频、微信支付商户号与认证服务号、支付宝商户号（如需）、接口配额）延误的，节点相应顺延。</w:t>
+        <w:t xml:space="preserve">为保证 10 月 1 日节点，贵方须于 9 月 15 日前完成：阿里云账号（含子账号）与已备案域名、认证服务号与微信支付商户号、万相接口开通与并发配额、不少于 10 条样板视频。上述事项延误的，节点相应顺延。</w:t>
       </w:r>
     </w:p>
     <w:p>

--- a/客户/幻游纪/04-协议/幻游纪-报价-简版.docx
+++ b/客户/幻游纪/04-协议/幻游纪-报价-简版.docx
@@ -281,7 +281,7 @@
                 <w:sz w:val="19"/>
                 <w:szCs w:val="19"/>
               </w:rPr>
-              <w:t xml:space="preserve">维护月（第 3–6 个月）</w:t>
+              <w:t xml:space="preserve">迭代月（第 3–6 个月）</w:t>
             </w:r>
           </w:p>
         </w:tc>
@@ -339,7 +339,7 @@
                 <w:sz w:val="19"/>
                 <w:szCs w:val="19"/>
               </w:rPr>
-              <w:t xml:space="preserve">维护、修正、小迭代</w:t>
+              <w:t xml:space="preserve">迭代、修正与维护</w:t>
             </w:r>
           </w:p>
         </w:tc>
@@ -491,7 +491,7 @@
           <w:sz w:val="21"/>
           <w:szCs w:val="21"/>
         </w:rPr>
-        <w:t xml:space="preserve">第 3 个月起，每月 1 日前支付当月维护费 3,000 元。</w:t>
+        <w:t xml:space="preserve">第 3 个月起，每月 7 日前支付当月迭代费 3,000 元。</w:t>
       </w:r>
     </w:p>
     <w:p>
@@ -579,7 +579,7 @@
           <w:sz w:val="21"/>
           <w:szCs w:val="21"/>
         </w:rPr>
-        <w:t xml:space="preserve">第 3 个月起：进入维护期，负责维护、修正与小迭代。</w:t>
+        <w:t xml:space="preserve">第 3 个月起：进入迭代期，负责迭代、修正与维护。</w:t>
       </w:r>
     </w:p>
     <w:p>
@@ -598,35 +598,6 @@
           <w:szCs w:val="21"/>
         </w:rPr>
         <w:t xml:space="preserve">为保证 10 月 1 日节点，贵方须于 9 月 15 日前完成：阿里云账号（含子账号）与已备案域名、认证服务号与微信支付商户号、万相接口开通与并发配额、不少于 10 条样板视频。上述事项延误的，节点相应顺延。</w:t>
-      </w:r>
-    </w:p>
-    <w:p>
-      <w:pPr>
-        <w:pStyle w:val="Heading2"/>
-        <w:spacing w:after="100" w:before="280"/>
-      </w:pPr>
-      <w:r>
-        <w:rPr>
-          <w:rFonts w:ascii="Microsoft YaHei" w:cs="Microsoft YaHei" w:eastAsia="Microsoft YaHei" w:hAnsi="Microsoft YaHei"/>
-          <w:b/>
-          <w:bCs/>
-          <w:sz w:val="24"/>
-          <w:szCs w:val="24"/>
-        </w:rPr>
-        <w:t xml:space="preserve">四、备选：按需开发</w:t>
-      </w:r>
-    </w:p>
-    <w:p>
-      <w:pPr>
-        <w:spacing w:after="120" w:line="320"/>
-      </w:pPr>
-      <w:r>
-        <w:rPr>
-          <w:rFonts w:ascii="Microsoft YaHei" w:cs="Microsoft YaHei" w:eastAsia="Microsoft YaHei" w:hAnsi="Microsoft YaHei"/>
-          <w:sz w:val="21"/>
-          <w:szCs w:val="21"/>
-        </w:rPr>
-        <w:t xml:space="preserve">3,500 元/月，3 个月一签一付。只负责功能实现与上线，不对整体稳定性负责，不承诺上线日期。可随时转为上述方案，从转换当月起按上述条件执行。</w:t>
       </w:r>
     </w:p>
     <w:p>

--- a/客户/幻游纪/04-协议/幻游纪-报价-简版.docx
+++ b/客户/幻游纪/04-协议/幻游纪-报价-简版.docx
@@ -29,7 +29,7 @@
           <w:sz w:val="19"/>
           <w:szCs w:val="19"/>
         </w:rPr>
-        <w:t xml:space="preserve">2026 年 9 月 7 日 · 报价方：杜炫明 Franklin Du · 有效期至 2026 年 9 月 14 日</w:t>
+        <w:t xml:space="preserve">2026 年 9 月 7 日 · 报价方：武汉穷游寰宇有限公司（联系人：杜炫明） · 有效期至 2026 年 9 月 14 日</w:t>
       </w:r>
     </w:p>
     <w:p>
